--- a/testakten/robotikrecht-roboterflotte-vellbruck-muenchen/46_agile_compliance_gates.docx
+++ b/testakten/robotikrecht-roboterflotte-vellbruck-muenchen/46_agile_compliance_gates.docx
@@ -37,7 +37,7 @@
         <w:jc w:val="left"/>
       </w:pPr>
       <w:r>
-        <w:t>Dieses Aktenstück betrifft Definition of Done, Release Board. Es ist nicht abschließend freigegeben. Die technische Seite spricht in Versionen, Tickets und Parametern; die rechtliche Seite muss daraus Rollen, Zweckbestimmung, Pflichtenkreis und Beweisrisiko bilden.</w:t>
+        <w:t>Dieser Vermerk verankert Compliance-Prüfpunkte im agilen Entwicklungsprozess von Vellbruck. Er soll verhindern, dass sicherheits- oder rechtserhebliche Änderungen erneut ohne Prüfung ausgeliefert werden.</w:t>
       </w:r>
     </w:p>
     <w:p>
@@ -56,13 +56,7 @@
         <w:pStyle w:val="ListBullet"/>
       </w:pPr>
       <w:r>
-        <w:rPr>
-          <w:b/>
-        </w:rPr>
-        <w:t>Definition of Done:</w:t>
-      </w:r>
-      <w:r>
-        <w:t xml:space="preserve"> Die Akte enthält hierzu widersprüchliche Hinweise. Für die rechtliche Bewertung muss geklärt werden, ob die Aussage aus Vertrag, Anleitung, Produktakte, Marketing, Logdaten oder nachträglicher Krisenkommunikation stammt.</w:t>
+        <w:t>Definition of Done: In die Definition of Done werden vier Prüffragen aufgenommen: Sicherheitsrelevanz, Datenschutzrelevanz, Dokumentationspflicht, Kundenkommunikation.</w:t>
       </w:r>
     </w:p>
     <w:p>
@@ -70,13 +64,7 @@
         <w:pStyle w:val="ListBullet"/>
       </w:pPr>
       <w:r>
-        <w:rPr>
-          <w:b/>
-        </w:rPr>
-        <w:t>Release Board:</w:t>
-      </w:r>
-      <w:r>
-        <w:t xml:space="preserve"> Die Akte enthält hierzu widersprüchliche Hinweise. Für die rechtliche Bewertung muss geklärt werden, ob die Aussage aus Vertrag, Anleitung, Produktakte, Marketing, Logdaten oder nachträglicher Krisenkommunikation stammt.</w:t>
+        <w:t>Release Board: Ein monatliches Release Board (Technik, QM, Recht, Support) entscheidet über auslieferungsreife Stände einschließlich Cloud und Konfigurationsvorlagen.</w:t>
       </w:r>
     </w:p>
     <w:p>
@@ -95,7 +83,7 @@
         <w:jc w:val="left"/>
       </w:pPr>
       <w:r>
-        <w:t>Die Unterlage ist bewusst nicht glatt: Vertrieb, Technik, Datenschutz, Qualitätssicherung und Geschäftsführung verwenden nicht immer dieselben Produktnamen. Gerade daraus entsteht das juristische Problem, weil Zweckbestimmung, tatsächliche Nutzung, Werbeaussage und Updatepraxis auseinanderlaufen.</w:t>
+        <w:t>Auslöser sind drei Befunde: Patch-Teile ohne Revalidierung, Marketingfolien ohne Freigabe und Konfigurationsänderungen ohne Change Control.</w:t>
       </w:r>
     </w:p>
     <w:p>
@@ -103,23 +91,7 @@
         <w:jc w:val="left"/>
       </w:pPr>
       <w:r>
-        <w:t>Für die rechtliche Bewertung müssen die technischen Annahmen jeweils mit der Produktakte abgeglichen werden. Eine Risikobeurteilung, die nur den Laborzustand beschreibt, trägt den Pilotbetrieb im Lager oder im Pflegezimmer nicht automatisch.</w:t>
-      </w:r>
-    </w:p>
-    <w:p>
-      <w:pPr>
-        <w:jc w:val="left"/>
-      </w:pPr>
-      <w:r>
-        <w:t>Die Akte enthält mehrere Spuren, die sich gegenseitig widersprechen: Der Betreiber spricht von einem autonomen Flottensystem, die CE-Unterlage von einem assistierten Transportmittel, die Marketingfolien von lernender Umgebungserkennung und die Bedienungsanleitung von festen Sicherheitszonen.</w:t>
-      </w:r>
-    </w:p>
-    <w:p>
-      <w:pPr>
-        <w:jc w:val="left"/>
-      </w:pPr>
-      <w:r>
-        <w:t>Die Kanzlei soll keine finale technische Konformität bescheinigen, sondern entscheiden, welche Unterlagen fehlen, welche Sofortmaßnahmen nötig sind und welche Aussagen gegenüber Behörde, Kunden, Versicherer und Betroffenen vertretbar sind.</w:t>
+        <w:t>Die Entwicklung arbeitet in zweiwöchigen Sprints mit Release-Kandidaten; bislang prüft QM nur die Firmware-Releases, nicht Konfigurationen, Cloud-Deployments und Kundenunterlagen.</w:t>
       </w:r>
     </w:p>
     <w:p>
@@ -138,10 +110,7 @@
         <w:pStyle w:val="Heading3"/>
       </w:pPr>
       <w:r>
-        <w:rPr>
-          <w:rFonts w:ascii="Times New Roman" w:hAnsi="Times New Roman"/>
-        </w:rPr>
-        <w:t>Punkt 1</w:t>
+        <w:t>Definition of Done</w:t>
       </w:r>
     </w:p>
     <w:p>
@@ -149,7 +118,15 @@
         <w:jc w:val="left"/>
       </w:pPr>
       <w:r>
-        <w:t>Im Gespräch mit Leonie Rottkamp, Bertram Kiendl und Jasper Rodenwald wurde deutlich, dass die Produktlinie nicht mit einer einzigen rechtlichen Schublade erfasst werden kann. Die Vellbruck Robotics GmbH liefert Hardware, Steuerungssoftware, Cloudfunktionen, Wartung und gelegentlich eine kundenspezifische Parametrisierung. Beim Betreiber Münchner Feinlogistik GmbH wurden Schutzfelder verändert, ohne dass klar ist, ob dies vom Admin-Panel gedeckt oder nur technisch möglich war. Der Pflegepilot im St.-Ludgerus-Klinikum München-Sendling verschärft die Lage, weil dort Sensorik, vulnerable Personen und medizinische Nähe zusammentreffen.</w:t>
+        <w:t>Die vier Fragen werden als Pflichtfelder im Ticketsystem hinterlegt; ein Ja löst die jeweilige Fachprüfung aus, ohne den Sprint zu blockieren.</w:t>
+      </w:r>
+    </w:p>
+    <w:p>
+      <w:pPr>
+        <w:pStyle w:val="Heading3"/>
+      </w:pPr>
+      <w:r>
+        <w:t>Release Board</w:t>
       </w:r>
     </w:p>
     <w:p>
@@ -157,169 +134,7 @@
         <w:jc w:val="left"/>
       </w:pPr>
       <w:r>
-        <w:t>Für die anwaltliche Bearbeitung sollte zu diesem Punkt eine Belegspur angelegt werden: Dokument, Version, Datum, Verfasser, technische Quelle, rechtliche Relevanz und offene Rückfrage. Besonders gefährlich sind Formulierungen wie „selbstlernend“, „voll autonom“, „MDR-ready“, „sicher ohne Schutzzaun“ oder „keine personenbezogenen Daten“, wenn die technische Dokumentation das nicht trägt.</w:t>
-      </w:r>
-    </w:p>
-    <w:p>
-      <w:pPr>
-        <w:pStyle w:val="Heading3"/>
-      </w:pPr>
-      <w:r>
-        <w:rPr>
-          <w:rFonts w:ascii="Times New Roman" w:hAnsi="Times New Roman"/>
-        </w:rPr>
-        <w:t>Punkt 2</w:t>
-      </w:r>
-    </w:p>
-    <w:p>
-      <w:pPr>
-        <w:jc w:val="left"/>
-      </w:pPr>
-      <w:r>
-        <w:t>Im Gespräch mit Leonie Rottkamp, Bertram Kiendl und Jasper Rodenwald wurde deutlich, dass die Produktlinie nicht mit einer einzigen rechtlichen Schublade erfasst werden kann. Die Vellbruck Robotics GmbH liefert Hardware, Steuerungssoftware, Cloudfunktionen, Wartung und gelegentlich eine kundenspezifische Parametrisierung. Beim Betreiber Münchner Feinlogistik GmbH wurden Schutzfelder verändert, ohne dass klar ist, ob dies vom Admin-Panel gedeckt oder nur technisch möglich war. Der Pflegepilot im St.-Ludgerus-Klinikum München-Sendling verschärft die Lage, weil dort Sensorik, vulnerable Personen und medizinische Nähe zusammentreffen.</w:t>
-      </w:r>
-    </w:p>
-    <w:p>
-      <w:pPr>
-        <w:jc w:val="left"/>
-      </w:pPr>
-      <w:r>
-        <w:t>Für die anwaltliche Bearbeitung sollte zu diesem Punkt eine Belegspur angelegt werden: Dokument, Version, Datum, Verfasser, technische Quelle, rechtliche Relevanz und offene Rückfrage. Besonders gefährlich sind Formulierungen wie „selbstlernend“, „voll autonom“, „MDR-ready“, „sicher ohne Schutzzaun“ oder „keine personenbezogenen Daten“, wenn die technische Dokumentation das nicht trägt.</w:t>
-      </w:r>
-    </w:p>
-    <w:p>
-      <w:pPr>
-        <w:pStyle w:val="Heading3"/>
-      </w:pPr>
-      <w:r>
-        <w:rPr>
-          <w:rFonts w:ascii="Times New Roman" w:hAnsi="Times New Roman"/>
-        </w:rPr>
-        <w:t>Punkt 3</w:t>
-      </w:r>
-    </w:p>
-    <w:p>
-      <w:pPr>
-        <w:jc w:val="left"/>
-      </w:pPr>
-      <w:r>
-        <w:t>Im Gespräch mit Leonie Rottkamp, Bertram Kiendl und Jasper Rodenwald wurde deutlich, dass die Produktlinie nicht mit einer einzigen rechtlichen Schublade erfasst werden kann. Die Vellbruck Robotics GmbH liefert Hardware, Steuerungssoftware, Cloudfunktionen, Wartung und gelegentlich eine kundenspezifische Parametrisierung. Beim Betreiber Münchner Feinlogistik GmbH wurden Schutzfelder verändert, ohne dass klar ist, ob dies vom Admin-Panel gedeckt oder nur technisch möglich war. Der Pflegepilot im St.-Ludgerus-Klinikum München-Sendling verschärft die Lage, weil dort Sensorik, vulnerable Personen und medizinische Nähe zusammentreffen.</w:t>
-      </w:r>
-    </w:p>
-    <w:p>
-      <w:pPr>
-        <w:jc w:val="left"/>
-      </w:pPr>
-      <w:r>
-        <w:t>Für die anwaltliche Bearbeitung sollte zu diesem Punkt eine Belegspur angelegt werden: Dokument, Version, Datum, Verfasser, technische Quelle, rechtliche Relevanz und offene Rückfrage. Besonders gefährlich sind Formulierungen wie „selbstlernend“, „voll autonom“, „MDR-ready“, „sicher ohne Schutzzaun“ oder „keine personenbezogenen Daten“, wenn die technische Dokumentation das nicht trägt.</w:t>
-      </w:r>
-    </w:p>
-    <w:p>
-      <w:pPr>
-        <w:pStyle w:val="Heading3"/>
-      </w:pPr>
-      <w:r>
-        <w:rPr>
-          <w:rFonts w:ascii="Times New Roman" w:hAnsi="Times New Roman"/>
-        </w:rPr>
-        <w:t>Punkt 4</w:t>
-      </w:r>
-    </w:p>
-    <w:p>
-      <w:pPr>
-        <w:jc w:val="left"/>
-      </w:pPr>
-      <w:r>
-        <w:t>Im Gespräch mit Leonie Rottkamp, Bertram Kiendl und Jasper Rodenwald wurde deutlich, dass die Produktlinie nicht mit einer einzigen rechtlichen Schublade erfasst werden kann. Die Vellbruck Robotics GmbH liefert Hardware, Steuerungssoftware, Cloudfunktionen, Wartung und gelegentlich eine kundenspezifische Parametrisierung. Beim Betreiber Münchner Feinlogistik GmbH wurden Schutzfelder verändert, ohne dass klar ist, ob dies vom Admin-Panel gedeckt oder nur technisch möglich war. Der Pflegepilot im St.-Ludgerus-Klinikum München-Sendling verschärft die Lage, weil dort Sensorik, vulnerable Personen und medizinische Nähe zusammentreffen.</w:t>
-      </w:r>
-    </w:p>
-    <w:p>
-      <w:pPr>
-        <w:jc w:val="left"/>
-      </w:pPr>
-      <w:r>
-        <w:t>Für die anwaltliche Bearbeitung sollte zu diesem Punkt eine Belegspur angelegt werden: Dokument, Version, Datum, Verfasser, technische Quelle, rechtliche Relevanz und offene Rückfrage. Besonders gefährlich sind Formulierungen wie „selbstlernend“, „voll autonom“, „MDR-ready“, „sicher ohne Schutzzaun“ oder „keine personenbezogenen Daten“, wenn die technische Dokumentation das nicht trägt.</w:t>
-      </w:r>
-    </w:p>
-    <w:p>
-      <w:pPr>
-        <w:pStyle w:val="Heading3"/>
-      </w:pPr>
-      <w:r>
-        <w:rPr>
-          <w:rFonts w:ascii="Times New Roman" w:hAnsi="Times New Roman"/>
-        </w:rPr>
-        <w:t>Punkt 5</w:t>
-      </w:r>
-    </w:p>
-    <w:p>
-      <w:pPr>
-        <w:jc w:val="left"/>
-      </w:pPr>
-      <w:r>
-        <w:t>Im Gespräch mit Leonie Rottkamp, Bertram Kiendl und Jasper Rodenwald wurde deutlich, dass die Produktlinie nicht mit einer einzigen rechtlichen Schublade erfasst werden kann. Die Vellbruck Robotics GmbH liefert Hardware, Steuerungssoftware, Cloudfunktionen, Wartung und gelegentlich eine kundenspezifische Parametrisierung. Beim Betreiber Münchner Feinlogistik GmbH wurden Schutzfelder verändert, ohne dass klar ist, ob dies vom Admin-Panel gedeckt oder nur technisch möglich war. Der Pflegepilot im St.-Ludgerus-Klinikum München-Sendling verschärft die Lage, weil dort Sensorik, vulnerable Personen und medizinische Nähe zusammentreffen.</w:t>
-      </w:r>
-    </w:p>
-    <w:p>
-      <w:pPr>
-        <w:jc w:val="left"/>
-      </w:pPr>
-      <w:r>
-        <w:t>Für die anwaltliche Bearbeitung sollte zu diesem Punkt eine Belegspur angelegt werden: Dokument, Version, Datum, Verfasser, technische Quelle, rechtliche Relevanz und offene Rückfrage. Besonders gefährlich sind Formulierungen wie „selbstlernend“, „voll autonom“, „MDR-ready“, „sicher ohne Schutzzaun“ oder „keine personenbezogenen Daten“, wenn die technische Dokumentation das nicht trägt.</w:t>
-      </w:r>
-    </w:p>
-    <w:p>
-      <w:pPr>
-        <w:pStyle w:val="Heading3"/>
-      </w:pPr>
-      <w:r>
-        <w:rPr>
-          <w:rFonts w:ascii="Times New Roman" w:hAnsi="Times New Roman"/>
-        </w:rPr>
-        <w:t>Punkt 6</w:t>
-      </w:r>
-    </w:p>
-    <w:p>
-      <w:pPr>
-        <w:jc w:val="left"/>
-      </w:pPr>
-      <w:r>
-        <w:t>Im Gespräch mit Leonie Rottkamp, Bertram Kiendl und Jasper Rodenwald wurde deutlich, dass die Produktlinie nicht mit einer einzigen rechtlichen Schublade erfasst werden kann. Die Vellbruck Robotics GmbH liefert Hardware, Steuerungssoftware, Cloudfunktionen, Wartung und gelegentlich eine kundenspezifische Parametrisierung. Beim Betreiber Münchner Feinlogistik GmbH wurden Schutzfelder verändert, ohne dass klar ist, ob dies vom Admin-Panel gedeckt oder nur technisch möglich war. Der Pflegepilot im St.-Ludgerus-Klinikum München-Sendling verschärft die Lage, weil dort Sensorik, vulnerable Personen und medizinische Nähe zusammentreffen.</w:t>
-      </w:r>
-    </w:p>
-    <w:p>
-      <w:pPr>
-        <w:jc w:val="left"/>
-      </w:pPr>
-      <w:r>
-        <w:t>Für die anwaltliche Bearbeitung sollte zu diesem Punkt eine Belegspur angelegt werden: Dokument, Version, Datum, Verfasser, technische Quelle, rechtliche Relevanz und offene Rückfrage. Besonders gefährlich sind Formulierungen wie „selbstlernend“, „voll autonom“, „MDR-ready“, „sicher ohne Schutzzaun“ oder „keine personenbezogenen Daten“, wenn die technische Dokumentation das nicht trägt.</w:t>
-      </w:r>
-    </w:p>
-    <w:p>
-      <w:pPr>
-        <w:pStyle w:val="Heading3"/>
-      </w:pPr>
-      <w:r>
-        <w:rPr>
-          <w:rFonts w:ascii="Times New Roman" w:hAnsi="Times New Roman"/>
-        </w:rPr>
-        <w:t>Punkt 7</w:t>
-      </w:r>
-    </w:p>
-    <w:p>
-      <w:pPr>
-        <w:jc w:val="left"/>
-      </w:pPr>
-      <w:r>
-        <w:t>Im Gespräch mit Leonie Rottkamp, Bertram Kiendl und Jasper Rodenwald wurde deutlich, dass die Produktlinie nicht mit einer einzigen rechtlichen Schublade erfasst werden kann. Die Vellbruck Robotics GmbH liefert Hardware, Steuerungssoftware, Cloudfunktionen, Wartung und gelegentlich eine kundenspezifische Parametrisierung. Beim Betreiber Münchner Feinlogistik GmbH wurden Schutzfelder verändert, ohne dass klar ist, ob dies vom Admin-Panel gedeckt oder nur technisch möglich war. Der Pflegepilot im St.-Ludgerus-Klinikum München-Sendling verschärft die Lage, weil dort Sensorik, vulnerable Personen und medizinische Nähe zusammentreffen.</w:t>
-      </w:r>
-    </w:p>
-    <w:p>
-      <w:pPr>
-        <w:jc w:val="left"/>
-      </w:pPr>
-      <w:r>
-        <w:t>Für die anwaltliche Bearbeitung sollte zu diesem Punkt eine Belegspur angelegt werden: Dokument, Version, Datum, Verfasser, technische Quelle, rechtliche Relevanz und offene Rückfrage. Besonders gefährlich sind Formulierungen wie „selbstlernend“, „voll autonom“, „MDR-ready“, „sicher ohne Schutzzaun“ oder „keine personenbezogenen Daten“, wenn die technische Dokumentation das nicht trägt.</w:t>
+        <w:t>Das Board protokolliert Freigaben und Zurückstellungen; seine erste Sitzung behandelt Patch 2.7.1 Stufe 3 und die neue Anleitung.</w:t>
       </w:r>
     </w:p>
     <w:p>
@@ -338,7 +153,7 @@
         <w:pStyle w:val="ListBullet"/>
       </w:pPr>
       <w:r>
-        <w:t>Welche Firmware war am Unfalltag tatsächlich aktiv?</w:t>
+        <w:t>Blockieren die Gates die 72-Stunden-SLA-Zusage für Security-Patches?</w:t>
       </w:r>
     </w:p>
     <w:p>
@@ -346,7 +161,7 @@
         <w:pStyle w:val="ListBullet"/>
       </w:pPr>
       <w:r>
-        <w:t>Welche Zweckbestimmung steht in der final ausgelieferten Anleitung?</w:t>
+        <w:t>Wer vertritt Recht im Release Board?</w:t>
       </w:r>
     </w:p>
     <w:p>
@@ -354,23 +169,7 @@
         <w:pStyle w:val="ListBullet"/>
       </w:pPr>
       <w:r>
-        <w:t>Welche Schutzfeldänderungen waren technisch möglich und vertraglich erlaubt?</w:t>
-      </w:r>
-    </w:p>
-    <w:p>
-      <w:pPr>
-        <w:pStyle w:val="ListBullet"/>
-      </w:pPr>
-      <w:r>
-        <w:t>Welche personenbezogenen Daten werden lokal, in der Cloud und in Supporttickets verarbeitet?</w:t>
-      </w:r>
-    </w:p>
-    <w:p>
-      <w:pPr>
-        <w:pStyle w:val="ListBullet"/>
-      </w:pPr>
-      <w:r>
-        <w:t>Welche Aussagen wurden gegenüber Kunden, Behörde und Versicherer bereits gemacht?</w:t>
+        <w:t>Wie werden Alt-Tickets nachklassifiziert?</w:t>
       </w:r>
     </w:p>
     <w:sectPr>
